--- a/docs/Documentacion_Tecnica_MiniMundoEducativo.docx
+++ b/docs/Documentacion_Tecnica_MiniMundoEducativo.docx
@@ -254,11 +254,7 @@
           </w:pPr>
           <w:r>
             <w:fldChar w:fldCharType="begin"/>
-          </w:r>
-          <w:r>
             <w:instrText>TOC \h \o "1-3"</w:instrText>
-          </w:r>
-          <w:r>
             <w:fldChar w:fldCharType="separate"/>
           </w:r>
           <w:hyperlink w:anchor="_Toc235347924" w:history="1">
@@ -274,40 +270,10 @@
                 <w:noProof/>
               </w:rPr>
               <w:tab/>
-            </w:r>
-            <w:r>
-              <w:rPr>
-                <w:noProof/>
-              </w:rPr>
               <w:fldChar w:fldCharType="begin"/>
-            </w:r>
-            <w:r>
-              <w:rPr>
-                <w:noProof/>
-              </w:rPr>
               <w:instrText xml:space="preserve"> PAGEREF _Toc235347924 \h </w:instrText>
-            </w:r>
-            <w:r>
-              <w:rPr>
-                <w:noProof/>
-              </w:rPr>
-            </w:r>
-            <w:r>
-              <w:rPr>
-                <w:noProof/>
-              </w:rPr>
               <w:fldChar w:fldCharType="separate"/>
-            </w:r>
-            <w:r>
-              <w:rPr>
-                <w:noProof/>
-              </w:rPr>
               <w:t>2</w:t>
-            </w:r>
-            <w:r>
-              <w:rPr>
-                <w:noProof/>
-              </w:rPr>
               <w:fldChar w:fldCharType="end"/>
             </w:r>
           </w:hyperlink>
@@ -341,40 +307,10 @@
                 <w:noProof/>
               </w:rPr>
               <w:tab/>
-            </w:r>
-            <w:r>
-              <w:rPr>
-                <w:noProof/>
-              </w:rPr>
               <w:fldChar w:fldCharType="begin"/>
-            </w:r>
-            <w:r>
-              <w:rPr>
-                <w:noProof/>
-              </w:rPr>
               <w:instrText xml:space="preserve"> PAGEREF _Toc235347925 \h </w:instrText>
-            </w:r>
-            <w:r>
-              <w:rPr>
-                <w:noProof/>
-              </w:rPr>
-            </w:r>
-            <w:r>
-              <w:rPr>
-                <w:noProof/>
-              </w:rPr>
               <w:fldChar w:fldCharType="separate"/>
-            </w:r>
-            <w:r>
-              <w:rPr>
-                <w:noProof/>
-              </w:rPr>
               <w:t>3</w:t>
-            </w:r>
-            <w:r>
-              <w:rPr>
-                <w:noProof/>
-              </w:rPr>
               <w:fldChar w:fldCharType="end"/>
             </w:r>
           </w:hyperlink>
@@ -408,40 +344,10 @@
                 <w:noProof/>
               </w:rPr>
               <w:tab/>
-            </w:r>
-            <w:r>
-              <w:rPr>
-                <w:noProof/>
-              </w:rPr>
               <w:fldChar w:fldCharType="begin"/>
-            </w:r>
-            <w:r>
-              <w:rPr>
-                <w:noProof/>
-              </w:rPr>
               <w:instrText xml:space="preserve"> PAGEREF _Toc235347926 \h </w:instrText>
-            </w:r>
-            <w:r>
-              <w:rPr>
-                <w:noProof/>
-              </w:rPr>
-            </w:r>
-            <w:r>
-              <w:rPr>
-                <w:noProof/>
-              </w:rPr>
               <w:fldChar w:fldCharType="separate"/>
-            </w:r>
-            <w:r>
-              <w:rPr>
-                <w:noProof/>
-              </w:rPr>
               <w:t>3</w:t>
-            </w:r>
-            <w:r>
-              <w:rPr>
-                <w:noProof/>
-              </w:rPr>
               <w:fldChar w:fldCharType="end"/>
             </w:r>
           </w:hyperlink>
@@ -475,40 +381,10 @@
                 <w:noProof/>
               </w:rPr>
               <w:tab/>
-            </w:r>
-            <w:r>
-              <w:rPr>
-                <w:noProof/>
-              </w:rPr>
               <w:fldChar w:fldCharType="begin"/>
-            </w:r>
-            <w:r>
-              <w:rPr>
-                <w:noProof/>
-              </w:rPr>
               <w:instrText xml:space="preserve"> PAGEREF _Toc235347927 \h </w:instrText>
-            </w:r>
-            <w:r>
-              <w:rPr>
-                <w:noProof/>
-              </w:rPr>
-            </w:r>
-            <w:r>
-              <w:rPr>
-                <w:noProof/>
-              </w:rPr>
               <w:fldChar w:fldCharType="separate"/>
-            </w:r>
-            <w:r>
-              <w:rPr>
-                <w:noProof/>
-              </w:rPr>
               <w:t>3</w:t>
-            </w:r>
-            <w:r>
-              <w:rPr>
-                <w:noProof/>
-              </w:rPr>
               <w:fldChar w:fldCharType="end"/>
             </w:r>
           </w:hyperlink>
@@ -542,40 +418,10 @@
                 <w:noProof/>
               </w:rPr>
               <w:tab/>
-            </w:r>
-            <w:r>
-              <w:rPr>
-                <w:noProof/>
-              </w:rPr>
               <w:fldChar w:fldCharType="begin"/>
-            </w:r>
-            <w:r>
-              <w:rPr>
-                <w:noProof/>
-              </w:rPr>
               <w:instrText xml:space="preserve"> PAGEREF _Toc235347928 \h </w:instrText>
-            </w:r>
-            <w:r>
-              <w:rPr>
-                <w:noProof/>
-              </w:rPr>
-            </w:r>
-            <w:r>
-              <w:rPr>
-                <w:noProof/>
-              </w:rPr>
               <w:fldChar w:fldCharType="separate"/>
-            </w:r>
-            <w:r>
-              <w:rPr>
-                <w:noProof/>
-              </w:rPr>
               <w:t>4</w:t>
-            </w:r>
-            <w:r>
-              <w:rPr>
-                <w:noProof/>
-              </w:rPr>
               <w:fldChar w:fldCharType="end"/>
             </w:r>
           </w:hyperlink>
@@ -609,40 +455,10 @@
                 <w:noProof/>
               </w:rPr>
               <w:tab/>
-            </w:r>
-            <w:r>
-              <w:rPr>
-                <w:noProof/>
-              </w:rPr>
               <w:fldChar w:fldCharType="begin"/>
-            </w:r>
-            <w:r>
-              <w:rPr>
-                <w:noProof/>
-              </w:rPr>
               <w:instrText xml:space="preserve"> PAGEREF _Toc235347929 \h </w:instrText>
-            </w:r>
-            <w:r>
-              <w:rPr>
-                <w:noProof/>
-              </w:rPr>
-            </w:r>
-            <w:r>
-              <w:rPr>
-                <w:noProof/>
-              </w:rPr>
               <w:fldChar w:fldCharType="separate"/>
-            </w:r>
-            <w:r>
-              <w:rPr>
-                <w:noProof/>
-              </w:rPr>
               <w:t>4</w:t>
-            </w:r>
-            <w:r>
-              <w:rPr>
-                <w:noProof/>
-              </w:rPr>
               <w:fldChar w:fldCharType="end"/>
             </w:r>
           </w:hyperlink>
@@ -676,40 +492,10 @@
                 <w:noProof/>
               </w:rPr>
               <w:tab/>
-            </w:r>
-            <w:r>
-              <w:rPr>
-                <w:noProof/>
-              </w:rPr>
               <w:fldChar w:fldCharType="begin"/>
-            </w:r>
-            <w:r>
-              <w:rPr>
-                <w:noProof/>
-              </w:rPr>
               <w:instrText xml:space="preserve"> PAGEREF _Toc235347930 \h </w:instrText>
-            </w:r>
-            <w:r>
-              <w:rPr>
-                <w:noProof/>
-              </w:rPr>
-            </w:r>
-            <w:r>
-              <w:rPr>
-                <w:noProof/>
-              </w:rPr>
               <w:fldChar w:fldCharType="separate"/>
-            </w:r>
-            <w:r>
-              <w:rPr>
-                <w:noProof/>
-              </w:rPr>
               <w:t>4</w:t>
-            </w:r>
-            <w:r>
-              <w:rPr>
-                <w:noProof/>
-              </w:rPr>
               <w:fldChar w:fldCharType="end"/>
             </w:r>
           </w:hyperlink>
@@ -743,40 +529,10 @@
                 <w:noProof/>
               </w:rPr>
               <w:tab/>
-            </w:r>
-            <w:r>
-              <w:rPr>
-                <w:noProof/>
-              </w:rPr>
               <w:fldChar w:fldCharType="begin"/>
-            </w:r>
-            <w:r>
-              <w:rPr>
-                <w:noProof/>
-              </w:rPr>
               <w:instrText xml:space="preserve"> PAGEREF _Toc235347931 \h </w:instrText>
-            </w:r>
-            <w:r>
-              <w:rPr>
-                <w:noProof/>
-              </w:rPr>
-            </w:r>
-            <w:r>
-              <w:rPr>
-                <w:noProof/>
-              </w:rPr>
               <w:fldChar w:fldCharType="separate"/>
-            </w:r>
-            <w:r>
-              <w:rPr>
-                <w:noProof/>
-              </w:rPr>
               <w:t>5</w:t>
-            </w:r>
-            <w:r>
-              <w:rPr>
-                <w:noProof/>
-              </w:rPr>
               <w:fldChar w:fldCharType="end"/>
             </w:r>
           </w:hyperlink>
@@ -810,40 +566,10 @@
                 <w:noProof/>
               </w:rPr>
               <w:tab/>
-            </w:r>
-            <w:r>
-              <w:rPr>
-                <w:noProof/>
-              </w:rPr>
               <w:fldChar w:fldCharType="begin"/>
-            </w:r>
-            <w:r>
-              <w:rPr>
-                <w:noProof/>
-              </w:rPr>
               <w:instrText xml:space="preserve"> PAGEREF _Toc235347932 \h </w:instrText>
-            </w:r>
-            <w:r>
-              <w:rPr>
-                <w:noProof/>
-              </w:rPr>
-            </w:r>
-            <w:r>
-              <w:rPr>
-                <w:noProof/>
-              </w:rPr>
               <w:fldChar w:fldCharType="separate"/>
-            </w:r>
-            <w:r>
-              <w:rPr>
-                <w:noProof/>
-              </w:rPr>
               <w:t>5</w:t>
-            </w:r>
-            <w:r>
-              <w:rPr>
-                <w:noProof/>
-              </w:rPr>
               <w:fldChar w:fldCharType="end"/>
             </w:r>
           </w:hyperlink>
@@ -877,40 +603,10 @@
                 <w:noProof/>
               </w:rPr>
               <w:tab/>
-            </w:r>
-            <w:r>
-              <w:rPr>
-                <w:noProof/>
-              </w:rPr>
               <w:fldChar w:fldCharType="begin"/>
-            </w:r>
-            <w:r>
-              <w:rPr>
-                <w:noProof/>
-              </w:rPr>
               <w:instrText xml:space="preserve"> PAGEREF _Toc235347933 \h </w:instrText>
-            </w:r>
-            <w:r>
-              <w:rPr>
-                <w:noProof/>
-              </w:rPr>
-            </w:r>
-            <w:r>
-              <w:rPr>
-                <w:noProof/>
-              </w:rPr>
               <w:fldChar w:fldCharType="separate"/>
-            </w:r>
-            <w:r>
-              <w:rPr>
-                <w:noProof/>
-              </w:rPr>
               <w:t>5</w:t>
-            </w:r>
-            <w:r>
-              <w:rPr>
-                <w:noProof/>
-              </w:rPr>
               <w:fldChar w:fldCharType="end"/>
             </w:r>
           </w:hyperlink>
@@ -944,40 +640,10 @@
                 <w:noProof/>
               </w:rPr>
               <w:tab/>
-            </w:r>
-            <w:r>
-              <w:rPr>
-                <w:noProof/>
-              </w:rPr>
               <w:fldChar w:fldCharType="begin"/>
-            </w:r>
-            <w:r>
-              <w:rPr>
-                <w:noProof/>
-              </w:rPr>
               <w:instrText xml:space="preserve"> PAGEREF _Toc235347934 \h </w:instrText>
-            </w:r>
-            <w:r>
-              <w:rPr>
-                <w:noProof/>
-              </w:rPr>
-            </w:r>
-            <w:r>
-              <w:rPr>
-                <w:noProof/>
-              </w:rPr>
               <w:fldChar w:fldCharType="separate"/>
-            </w:r>
-            <w:r>
-              <w:rPr>
-                <w:noProof/>
-              </w:rPr>
               <w:t>6</w:t>
-            </w:r>
-            <w:r>
-              <w:rPr>
-                <w:noProof/>
-              </w:rPr>
               <w:fldChar w:fldCharType="end"/>
             </w:r>
           </w:hyperlink>
@@ -1011,40 +677,10 @@
                 <w:noProof/>
               </w:rPr>
               <w:tab/>
-            </w:r>
-            <w:r>
-              <w:rPr>
-                <w:noProof/>
-              </w:rPr>
               <w:fldChar w:fldCharType="begin"/>
-            </w:r>
-            <w:r>
-              <w:rPr>
-                <w:noProof/>
-              </w:rPr>
               <w:instrText xml:space="preserve"> PAGEREF _Toc235347935 \h </w:instrText>
-            </w:r>
-            <w:r>
-              <w:rPr>
-                <w:noProof/>
-              </w:rPr>
-            </w:r>
-            <w:r>
-              <w:rPr>
-                <w:noProof/>
-              </w:rPr>
               <w:fldChar w:fldCharType="separate"/>
-            </w:r>
-            <w:r>
-              <w:rPr>
-                <w:noProof/>
-              </w:rPr>
               <w:t>6</w:t>
-            </w:r>
-            <w:r>
-              <w:rPr>
-                <w:noProof/>
-              </w:rPr>
               <w:fldChar w:fldCharType="end"/>
             </w:r>
           </w:hyperlink>
@@ -1078,40 +714,10 @@
                 <w:noProof/>
               </w:rPr>
               <w:tab/>
-            </w:r>
-            <w:r>
-              <w:rPr>
-                <w:noProof/>
-              </w:rPr>
               <w:fldChar w:fldCharType="begin"/>
-            </w:r>
-            <w:r>
-              <w:rPr>
-                <w:noProof/>
-              </w:rPr>
               <w:instrText xml:space="preserve"> PAGEREF _Toc235347936 \h </w:instrText>
-            </w:r>
-            <w:r>
-              <w:rPr>
-                <w:noProof/>
-              </w:rPr>
-            </w:r>
-            <w:r>
-              <w:rPr>
-                <w:noProof/>
-              </w:rPr>
               <w:fldChar w:fldCharType="separate"/>
-            </w:r>
-            <w:r>
-              <w:rPr>
-                <w:noProof/>
-              </w:rPr>
               <w:t>6</w:t>
-            </w:r>
-            <w:r>
-              <w:rPr>
-                <w:noProof/>
-              </w:rPr>
               <w:fldChar w:fldCharType="end"/>
             </w:r>
           </w:hyperlink>
@@ -1145,40 +751,10 @@
                 <w:noProof/>
               </w:rPr>
               <w:tab/>
-            </w:r>
-            <w:r>
-              <w:rPr>
-                <w:noProof/>
-              </w:rPr>
               <w:fldChar w:fldCharType="begin"/>
-            </w:r>
-            <w:r>
-              <w:rPr>
-                <w:noProof/>
-              </w:rPr>
               <w:instrText xml:space="preserve"> PAGEREF _Toc235347937 \h </w:instrText>
-            </w:r>
-            <w:r>
-              <w:rPr>
-                <w:noProof/>
-              </w:rPr>
-            </w:r>
-            <w:r>
-              <w:rPr>
-                <w:noProof/>
-              </w:rPr>
               <w:fldChar w:fldCharType="separate"/>
-            </w:r>
-            <w:r>
-              <w:rPr>
-                <w:noProof/>
-              </w:rPr>
               <w:t>7</w:t>
-            </w:r>
-            <w:r>
-              <w:rPr>
-                <w:noProof/>
-              </w:rPr>
               <w:fldChar w:fldCharType="end"/>
             </w:r>
           </w:hyperlink>
@@ -1212,40 +788,10 @@
                 <w:noProof/>
               </w:rPr>
               <w:tab/>
-            </w:r>
-            <w:r>
-              <w:rPr>
-                <w:noProof/>
-              </w:rPr>
               <w:fldChar w:fldCharType="begin"/>
-            </w:r>
-            <w:r>
-              <w:rPr>
-                <w:noProof/>
-              </w:rPr>
               <w:instrText xml:space="preserve"> PAGEREF _Toc235347938 \h </w:instrText>
-            </w:r>
-            <w:r>
-              <w:rPr>
-                <w:noProof/>
-              </w:rPr>
-            </w:r>
-            <w:r>
-              <w:rPr>
-                <w:noProof/>
-              </w:rPr>
               <w:fldChar w:fldCharType="separate"/>
-            </w:r>
-            <w:r>
-              <w:rPr>
-                <w:noProof/>
-              </w:rPr>
               <w:t>7</w:t>
-            </w:r>
-            <w:r>
-              <w:rPr>
-                <w:noProof/>
-              </w:rPr>
               <w:fldChar w:fldCharType="end"/>
             </w:r>
           </w:hyperlink>
@@ -1279,40 +825,10 @@
                 <w:noProof/>
               </w:rPr>
               <w:tab/>
-            </w:r>
-            <w:r>
-              <w:rPr>
-                <w:noProof/>
-              </w:rPr>
               <w:fldChar w:fldCharType="begin"/>
-            </w:r>
-            <w:r>
-              <w:rPr>
-                <w:noProof/>
-              </w:rPr>
               <w:instrText xml:space="preserve"> PAGEREF _Toc235347939 \h </w:instrText>
-            </w:r>
-            <w:r>
-              <w:rPr>
-                <w:noProof/>
-              </w:rPr>
-            </w:r>
-            <w:r>
-              <w:rPr>
-                <w:noProof/>
-              </w:rPr>
               <w:fldChar w:fldCharType="separate"/>
-            </w:r>
-            <w:r>
-              <w:rPr>
-                <w:noProof/>
-              </w:rPr>
               <w:t>8</w:t>
-            </w:r>
-            <w:r>
-              <w:rPr>
-                <w:noProof/>
-              </w:rPr>
               <w:fldChar w:fldCharType="end"/>
             </w:r>
           </w:hyperlink>
@@ -1346,40 +862,10 @@
                 <w:noProof/>
               </w:rPr>
               <w:tab/>
-            </w:r>
-            <w:r>
-              <w:rPr>
-                <w:noProof/>
-              </w:rPr>
               <w:fldChar w:fldCharType="begin"/>
-            </w:r>
-            <w:r>
-              <w:rPr>
-                <w:noProof/>
-              </w:rPr>
               <w:instrText xml:space="preserve"> PAGEREF _Toc235347940 \h </w:instrText>
-            </w:r>
-            <w:r>
-              <w:rPr>
-                <w:noProof/>
-              </w:rPr>
-            </w:r>
-            <w:r>
-              <w:rPr>
-                <w:noProof/>
-              </w:rPr>
               <w:fldChar w:fldCharType="separate"/>
-            </w:r>
-            <w:r>
-              <w:rPr>
-                <w:noProof/>
-              </w:rPr>
               <w:t>8</w:t>
-            </w:r>
-            <w:r>
-              <w:rPr>
-                <w:noProof/>
-              </w:rPr>
               <w:fldChar w:fldCharType="end"/>
             </w:r>
           </w:hyperlink>
@@ -1413,40 +899,10 @@
                 <w:noProof/>
               </w:rPr>
               <w:tab/>
-            </w:r>
-            <w:r>
-              <w:rPr>
-                <w:noProof/>
-              </w:rPr>
               <w:fldChar w:fldCharType="begin"/>
-            </w:r>
-            <w:r>
-              <w:rPr>
-                <w:noProof/>
-              </w:rPr>
               <w:instrText xml:space="preserve"> PAGEREF _Toc235347941 \h </w:instrText>
-            </w:r>
-            <w:r>
-              <w:rPr>
-                <w:noProof/>
-              </w:rPr>
-            </w:r>
-            <w:r>
-              <w:rPr>
-                <w:noProof/>
-              </w:rPr>
               <w:fldChar w:fldCharType="separate"/>
-            </w:r>
-            <w:r>
-              <w:rPr>
-                <w:noProof/>
-              </w:rPr>
               <w:t>8</w:t>
-            </w:r>
-            <w:r>
-              <w:rPr>
-                <w:noProof/>
-              </w:rPr>
               <w:fldChar w:fldCharType="end"/>
             </w:r>
           </w:hyperlink>
@@ -1480,40 +936,10 @@
                 <w:noProof/>
               </w:rPr>
               <w:tab/>
-            </w:r>
-            <w:r>
-              <w:rPr>
-                <w:noProof/>
-              </w:rPr>
               <w:fldChar w:fldCharType="begin"/>
-            </w:r>
-            <w:r>
-              <w:rPr>
-                <w:noProof/>
-              </w:rPr>
               <w:instrText xml:space="preserve"> PAGEREF _Toc235347942 \h </w:instrText>
-            </w:r>
-            <w:r>
-              <w:rPr>
-                <w:noProof/>
-              </w:rPr>
-            </w:r>
-            <w:r>
-              <w:rPr>
-                <w:noProof/>
-              </w:rPr>
               <w:fldChar w:fldCharType="separate"/>
-            </w:r>
-            <w:r>
-              <w:rPr>
-                <w:noProof/>
-              </w:rPr>
               <w:t>9</w:t>
-            </w:r>
-            <w:r>
-              <w:rPr>
-                <w:noProof/>
-              </w:rPr>
               <w:fldChar w:fldCharType="end"/>
             </w:r>
           </w:hyperlink>
@@ -1547,40 +973,10 @@
                 <w:noProof/>
               </w:rPr>
               <w:tab/>
-            </w:r>
-            <w:r>
-              <w:rPr>
-                <w:noProof/>
-              </w:rPr>
               <w:fldChar w:fldCharType="begin"/>
-            </w:r>
-            <w:r>
-              <w:rPr>
-                <w:noProof/>
-              </w:rPr>
               <w:instrText xml:space="preserve"> PAGEREF _Toc235347943 \h </w:instrText>
-            </w:r>
-            <w:r>
-              <w:rPr>
-                <w:noProof/>
-              </w:rPr>
-            </w:r>
-            <w:r>
-              <w:rPr>
-                <w:noProof/>
-              </w:rPr>
               <w:fldChar w:fldCharType="separate"/>
-            </w:r>
-            <w:r>
-              <w:rPr>
-                <w:noProof/>
-              </w:rPr>
               <w:t>9</w:t>
-            </w:r>
-            <w:r>
-              <w:rPr>
-                <w:noProof/>
-              </w:rPr>
               <w:fldChar w:fldCharType="end"/>
             </w:r>
           </w:hyperlink>
@@ -1614,40 +1010,10 @@
                 <w:noProof/>
               </w:rPr>
               <w:tab/>
-            </w:r>
-            <w:r>
-              <w:rPr>
-                <w:noProof/>
-              </w:rPr>
               <w:fldChar w:fldCharType="begin"/>
-            </w:r>
-            <w:r>
-              <w:rPr>
-                <w:noProof/>
-              </w:rPr>
               <w:instrText xml:space="preserve"> PAGEREF _Toc235347944 \h </w:instrText>
-            </w:r>
-            <w:r>
-              <w:rPr>
-                <w:noProof/>
-              </w:rPr>
-            </w:r>
-            <w:r>
-              <w:rPr>
-                <w:noProof/>
-              </w:rPr>
               <w:fldChar w:fldCharType="separate"/>
-            </w:r>
-            <w:r>
-              <w:rPr>
-                <w:noProof/>
-              </w:rPr>
               <w:t>9</w:t>
-            </w:r>
-            <w:r>
-              <w:rPr>
-                <w:noProof/>
-              </w:rPr>
               <w:fldChar w:fldCharType="end"/>
             </w:r>
           </w:hyperlink>
@@ -1689,7 +1055,7 @@
     </w:p>
     <w:p>
       <w:r>
-        <w:t>MiniMundoEducativo es una aplicación móvil educativa para niños. Su experiencia principal desarrolla el reconocimiento de las vocales dentro de sonidos de animales mediante interacción táctil, retroalimentación inmediata y un resumen de resultados. La aplicación también incluye cuatro actividades de refuerzo y el rompecabezas Car Jam.</w:t>
+        <w:t>MiniMundoEducativo es una aplicación móvil educativa para niños. Su experiencia principal desarrolla el reconocimiento de las vocales dentro de sonidos de animales mediante interacción táctil, retroalimentación inmediata y un resumen de resultados. La aplicación también incluye los juegos complementarios Profesiones y Car Jam.</w:t>
       </w:r>
     </w:p>
     <w:tbl>
@@ -1821,7 +1187,7 @@
         </w:numPr>
       </w:pPr>
       <w:r>
-        <w:t>Minijuegos de Animales, Números, Colores, Profesiones y Car Jam.</w:t>
+        <w:t>Juegos complementarios de Profesiones y Car Jam.</w:t>
       </w:r>
     </w:p>
     <w:p>
@@ -1833,7 +1199,7 @@
         </w:numPr>
       </w:pPr>
       <w:r>
-        <w:t>Navegación Stack con diez pantallas y componentes visuales reutilizables.</w:t>
+        <w:t>Navegación Stack con siete pantallas y componentes visuales reutilizables.</w:t>
       </w:r>
     </w:p>
     <w:p>
@@ -2718,7 +2084,7 @@
     </w:p>
     <w:p>
       <w:r>
-        <w:t>AppNavigator registra Inicio, Menu, Animales, Numeros, Colores, Resultados, Profesiones, CarJam, VocalesAnimales e Historial. Todas usan encabezado oculto y navegación controlada por la interfaz infantil.</w:t>
+        <w:t>AppNavigator registra Inicio, Menu, Resultados, Profesiones, CarJam, VocalesAnimales e Historial. Todas usan encabezado oculto y navegación controlada por la interfaz infantil.</w:t>
       </w:r>
     </w:p>
     <w:p>
@@ -2738,7 +2104,7 @@
     </w:p>
     <w:p>
       <w:r>
-        <w:t>Cada tarjeta muestra un animal y su onomatopeya en letras grandes. Al tocar una vocal, el botón cambia a forma circular verde y aumenta el contador correspondiente. Una consonante genera retroalimentación sin bloquear el avance posterior.</w:t>
+        <w:t>Cada tarjeta muestra un animal y su onomatopeya en letras grandes. Expo Speech reproduce automáticamente CUAC, MIAU, MUUU, GUAU o CROAC al presentar el animal, y el botón Escuchar permite repetir el sonido. Al tocar una vocal, el botón cambia a forma circular verde y aumenta el contador correspondiente. Una consonante genera retroalimentación sin bloquear el avance posterior.</w:t>
       </w:r>
     </w:p>
     <w:tbl>
